--- a/task-4-email-etiquette/email1.docx
+++ b/task-4-email-etiquette/email1.docx
@@ -209,19 +209,6 @@
         </w:rPr>
         <w:t xml:space="preserve"> CSE (AI &amp; ML)</w:t>
       </w:r>
-    </w:p>
-    <w:p/>
-    <w:p/>
-    <w:p/>
-    <w:p/>
-    <w:p>
-      <w:pPr>
-        <w:rPr>
-          <w:sz w:val="40"/>
-          <w:szCs w:val="40"/>
-          <w:u w:val="single"/>
-        </w:rPr>
-      </w:pPr>
     </w:p>
     <w:sectPr>
       <w:pgSz w:w="12240" w:h="15840"/>
